--- a/BRIEFS/brief 1.docx
+++ b/BRIEFS/brief 1.docx
@@ -188,53 +188,21 @@
     <w:p>
       <w:pPr>
         <w:spacing w:before="160" w:after="160"/>
-        <w:jc w:val="center"/>
         <w:rPr>
           <w:b/>
           <w:bCs/>
+          <w:color w:val="000000" w:themeColor="text1"/>
+        </w:rPr>
+      </w:pPr>
+    </w:p>
+    <w:p>
+      <w:pPr>
+        <w:spacing w:before="80" w:after="80"/>
+        <w:rPr>
+          <w:b/>
           <w:color w:val="000000" w:themeColor="text1"/>
           <w:sz w:val="28"/>
           <w:szCs w:val="28"/>
-        </w:rPr>
-      </w:pPr>
-    </w:p>
-    <w:p>
-      <w:pPr>
-        <w:spacing w:before="160" w:after="160"/>
-        <w:jc w:val="center"/>
-        <w:rPr>
-          <w:b/>
-          <w:bCs/>
-          <w:color w:val="000000" w:themeColor="text1"/>
-          <w:sz w:val="28"/>
-          <w:szCs w:val="28"/>
-        </w:rPr>
-      </w:pPr>
-    </w:p>
-    <w:p>
-      <w:pPr>
-        <w:rPr>
-          <w:color w:val="1F6B2E"/>
-          <w:sz w:val="40"/>
-          <w:szCs w:val="40"/>
-        </w:rPr>
-      </w:pPr>
-    </w:p>
-    <w:p>
-      <w:pPr>
-        <w:rPr>
-          <w:color w:val="1F6B2E"/>
-          <w:sz w:val="40"/>
-          <w:szCs w:val="40"/>
-        </w:rPr>
-      </w:pPr>
-    </w:p>
-    <w:p>
-      <w:pPr>
-        <w:rPr>
-          <w:color w:val="000000" w:themeColor="text1"/>
-          <w:sz w:val="24"/>
-          <w:szCs w:val="24"/>
           <w14:textOutline w14:w="0" w14:cap="flat" w14:cmpd="sng" w14:algn="ctr">
             <w14:noFill/>
             <w14:prstDash w14:val="solid"/>
@@ -242,236 +210,114 @@
           </w14:textOutline>
         </w:rPr>
       </w:pPr>
-    </w:p>
-    <w:p>
-      <w:pPr>
-        <w:rPr>
+      <w:r>
+        <w:rPr>
+          <w:b/>
           <w:color w:val="000000" w:themeColor="text1"/>
-          <w:sz w:val="24"/>
-          <w:szCs w:val="24"/>
+          <w:sz w:val="28"/>
+          <w:szCs w:val="28"/>
           <w14:textOutline w14:w="0" w14:cap="flat" w14:cmpd="sng" w14:algn="ctr">
             <w14:noFill/>
             <w14:prstDash w14:val="solid"/>
             <w14:round/>
           </w14:textOutline>
         </w:rPr>
-      </w:pPr>
-      <w:r>
-        <w:rPr>
+        <w:t xml:space="preserve">Name : Shema bahizi david </w:t>
+      </w:r>
+    </w:p>
+    <w:p>
+      <w:pPr>
+        <w:spacing w:before="80" w:after="80"/>
+        <w:rPr>
+          <w:b/>
           <w:color w:val="000000" w:themeColor="text1"/>
-          <w:sz w:val="24"/>
-          <w:szCs w:val="24"/>
+          <w:sz w:val="28"/>
+          <w:szCs w:val="28"/>
           <w14:textOutline w14:w="0" w14:cap="flat" w14:cmpd="sng" w14:algn="ctr">
             <w14:noFill/>
             <w14:prstDash w14:val="solid"/>
             <w14:round/>
           </w14:textOutline>
         </w:rPr>
-        <w:t xml:space="preserve">                             Name: Shema bahizi david</w:t>
-      </w:r>
-    </w:p>
-    <w:p>
-      <w:pPr>
-        <w:rPr>
+      </w:pPr>
+      <w:r>
+        <w:rPr>
+          <w:b/>
           <w:color w:val="000000" w:themeColor="text1"/>
-          <w:sz w:val="24"/>
-          <w:szCs w:val="24"/>
+          <w:sz w:val="28"/>
+          <w:szCs w:val="28"/>
           <w14:textOutline w14:w="0" w14:cap="flat" w14:cmpd="sng" w14:algn="ctr">
             <w14:noFill/>
             <w14:prstDash w14:val="solid"/>
             <w14:round/>
           </w14:textOutline>
         </w:rPr>
-      </w:pPr>
-      <w:r>
-        <w:rPr>
+        <w:t xml:space="preserve">Class: BTEC3IT </w:t>
+      </w:r>
+    </w:p>
+    <w:p>
+      <w:pPr>
+        <w:spacing w:before="80" w:after="80"/>
+        <w:rPr>
+          <w:b/>
           <w:color w:val="000000" w:themeColor="text1"/>
-          <w:sz w:val="24"/>
-          <w:szCs w:val="24"/>
+          <w:sz w:val="28"/>
+          <w:szCs w:val="28"/>
           <w14:textOutline w14:w="0" w14:cap="flat" w14:cmpd="sng" w14:algn="ctr">
             <w14:noFill/>
             <w14:prstDash w14:val="solid"/>
             <w14:round/>
           </w14:textOutline>
         </w:rPr>
-        <w:t xml:space="preserve">                              </w:t>
-      </w:r>
-    </w:p>
-    <w:p>
-      <w:pPr>
-        <w:rPr>
+      </w:pPr>
+      <w:r>
+        <w:rPr>
+          <w:b/>
           <w:color w:val="000000" w:themeColor="text1"/>
-          <w:sz w:val="24"/>
-          <w:szCs w:val="24"/>
+          <w:sz w:val="28"/>
+          <w:szCs w:val="28"/>
           <w14:textOutline w14:w="0" w14:cap="flat" w14:cmpd="sng" w14:algn="ctr">
             <w14:noFill/>
             <w14:prstDash w14:val="solid"/>
             <w14:round/>
           </w14:textOutline>
         </w:rPr>
-      </w:pPr>
-      <w:r>
-        <w:rPr>
+        <w:t xml:space="preserve">Assessor: Elisee </w:t>
+      </w:r>
+      <w:proofErr w:type="spellStart"/>
+      <w:r>
+        <w:rPr>
+          <w:b/>
           <w:color w:val="000000" w:themeColor="text1"/>
-          <w:sz w:val="24"/>
-          <w:szCs w:val="24"/>
+          <w:sz w:val="28"/>
+          <w:szCs w:val="28"/>
           <w14:textOutline w14:w="0" w14:cap="flat" w14:cmpd="sng" w14:algn="ctr">
             <w14:noFill/>
             <w14:prstDash w14:val="solid"/>
             <w14:round/>
           </w14:textOutline>
         </w:rPr>
-        <w:t xml:space="preserve">                            Class: BTEC 3 IT</w:t>
-      </w:r>
-    </w:p>
-    <w:p>
-      <w:pPr>
-        <w:rPr>
+        <w:t>kitoga</w:t>
+      </w:r>
+      <w:proofErr w:type="spellEnd"/>
+      <w:r>
+        <w:rPr>
+          <w:b/>
           <w:color w:val="000000" w:themeColor="text1"/>
-          <w:sz w:val="24"/>
-          <w:szCs w:val="24"/>
+          <w:sz w:val="28"/>
+          <w:szCs w:val="28"/>
           <w14:textOutline w14:w="0" w14:cap="flat" w14:cmpd="sng" w14:algn="ctr">
             <w14:noFill/>
             <w14:prstDash w14:val="solid"/>
             <w14:round/>
           </w14:textOutline>
         </w:rPr>
-      </w:pPr>
-      <w:r>
-        <w:rPr>
-          <w:color w:val="000000" w:themeColor="text1"/>
-          <w:sz w:val="24"/>
-          <w:szCs w:val="24"/>
-          <w14:textOutline w14:w="0" w14:cap="flat" w14:cmpd="sng" w14:algn="ctr">
-            <w14:noFill/>
-            <w14:prstDash w14:val="solid"/>
-            <w14:round/>
-          </w14:textOutline>
-        </w:rPr>
-        <w:t xml:space="preserve">                            </w:t>
-      </w:r>
-    </w:p>
-    <w:p>
-      <w:pPr>
-        <w:rPr>
-          <w:color w:val="000000" w:themeColor="text1"/>
-          <w:sz w:val="24"/>
-          <w:szCs w:val="24"/>
-          <w14:textOutline w14:w="0" w14:cap="flat" w14:cmpd="sng" w14:algn="ctr">
-            <w14:noFill/>
-            <w14:prstDash w14:val="solid"/>
-            <w14:round/>
-          </w14:textOutline>
-        </w:rPr>
-      </w:pPr>
-      <w:r>
-        <w:rPr>
-          <w:color w:val="000000" w:themeColor="text1"/>
-          <w:sz w:val="24"/>
-          <w:szCs w:val="24"/>
-          <w14:textOutline w14:w="0" w14:cap="flat" w14:cmpd="sng" w14:algn="ctr">
-            <w14:noFill/>
-            <w14:prstDash w14:val="solid"/>
-            <w14:round/>
-          </w14:textOutline>
-        </w:rPr>
-        <w:t xml:space="preserve">                             Assessor: Elisee ktoga </w:t>
-      </w:r>
-    </w:p>
-    <w:p>
-      <w:pPr>
-        <w:rPr>
-          <w:sz w:val="24"/>
-          <w:szCs w:val="24"/>
-        </w:rPr>
-      </w:pPr>
-      <w:r>
-        <w:rPr>
-          <w:sz w:val="24"/>
-          <w:szCs w:val="24"/>
-        </w:rPr>
-        <w:t xml:space="preserve">                                    </w:t>
-      </w:r>
-    </w:p>
-    <w:p>
-      <w:pPr>
-        <w:rPr>
-          <w:sz w:val="24"/>
-          <w:szCs w:val="24"/>
-        </w:rPr>
-      </w:pPr>
-      <w:r>
-        <w:rPr>
-          <w:sz w:val="24"/>
-          <w:szCs w:val="24"/>
-        </w:rPr>
-        <w:t xml:space="preserve">                             School: BLUE LAKES INTERNATIONAL SCHOOL</w:t>
-      </w:r>
-    </w:p>
-    <w:p>
-      <w:pPr>
-        <w:rPr>
-          <w:sz w:val="24"/>
-          <w:szCs w:val="24"/>
-        </w:rPr>
-      </w:pPr>
-      <w:r>
-        <w:rPr>
-          <w:sz w:val="24"/>
-          <w:szCs w:val="24"/>
-        </w:rPr>
-        <w:t xml:space="preserve">                                  </w:t>
-      </w:r>
-    </w:p>
-    <w:p>
-      <w:pPr>
-        <w:rPr>
-          <w:sz w:val="24"/>
-          <w:szCs w:val="24"/>
-        </w:rPr>
-      </w:pPr>
-      <w:r>
-        <w:rPr>
-          <w:sz w:val="24"/>
-          <w:szCs w:val="24"/>
-        </w:rPr>
-        <w:t xml:space="preserve">                              Program: Pearson BTEC</w:t>
-      </w:r>
-    </w:p>
-    <w:p>
-      <w:pPr>
-        <w:rPr>
-          <w:sz w:val="24"/>
-          <w:szCs w:val="24"/>
-        </w:rPr>
-      </w:pPr>
-      <w:r>
-        <w:rPr>
-          <w:sz w:val="24"/>
-          <w:szCs w:val="24"/>
-        </w:rPr>
-        <w:t xml:space="preserve">                               </w:t>
-      </w:r>
-    </w:p>
-    <w:p>
-      <w:pPr>
-        <w:rPr>
-          <w:sz w:val="24"/>
-          <w:szCs w:val="24"/>
-        </w:rPr>
-      </w:pPr>
-      <w:r>
-        <w:rPr>
-          <w:sz w:val="24"/>
-          <w:szCs w:val="24"/>
-        </w:rPr>
-        <w:t xml:space="preserve">                              Date: 11/3/2026  </w:t>
+        <w:t xml:space="preserve"> </w:t>
       </w:r>
     </w:p>
     <w:p>
       <w:pPr>
         <w:spacing w:before="160" w:after="160"/>
-        <w:jc w:val="center"/>
         <w:rPr>
           <w:b/>
           <w:bCs/>
@@ -480,45 +326,24 @@
           <w:szCs w:val="28"/>
         </w:rPr>
       </w:pPr>
-    </w:p>
-    <w:p>
-      <w:pPr>
-        <w:spacing w:before="160" w:after="160"/>
-        <w:jc w:val="center"/>
+      <w:r>
         <w:rPr>
           <w:b/>
           <w:bCs/>
-          <w:color w:val="000000" w:themeColor="text1"/>
-          <w:sz w:val="28"/>
-          <w:szCs w:val="28"/>
-        </w:rPr>
-      </w:pPr>
-    </w:p>
-    <w:p>
-      <w:pPr>
-        <w:spacing w:before="160" w:after="160"/>
-        <w:jc w:val="center"/>
+          <w:sz w:val="24"/>
+          <w:szCs w:val="24"/>
+        </w:rPr>
+        <w:t>Unit 7: Mobile Apps Development</w:t>
+      </w:r>
+      <w:r>
         <w:rPr>
           <w:b/>
           <w:bCs/>
-          <w:color w:val="000000" w:themeColor="text1"/>
-          <w:sz w:val="28"/>
-          <w:szCs w:val="28"/>
-        </w:rPr>
-      </w:pPr>
-    </w:p>
-    <w:p>
-      <w:pPr>
-        <w:spacing w:before="160" w:after="160"/>
-        <w:jc w:val="center"/>
-        <w:rPr>
-          <w:b/>
-          <w:bCs/>
-          <w:color w:val="000000" w:themeColor="text1"/>
-          <w:sz w:val="28"/>
-          <w:szCs w:val="28"/>
-        </w:rPr>
-      </w:pPr>
+          <w:sz w:val="24"/>
+          <w:szCs w:val="24"/>
+        </w:rPr>
+        <w:t xml:space="preserve"> BRIEF 1</w:t>
+      </w:r>
     </w:p>
     <w:p>
       <w:pPr>
@@ -688,8 +513,27 @@
         <w:p>
           <w:pPr>
             <w:pStyle w:val="TOCHeading"/>
+            <w:rPr>
+              <w:rFonts w:ascii="Arial" w:eastAsia="Arial" w:hAnsi="Arial" w:cs="Arial"/>
+              <w:color w:val="auto"/>
+              <w:sz w:val="22"/>
+              <w:szCs w:val="22"/>
+            </w:rPr>
+          </w:pPr>
+        </w:p>
+        <w:p>
+          <w:pPr>
+            <w:pStyle w:val="TOCHeading"/>
+            <w:rPr>
+              <w:sz w:val="28"/>
+              <w:szCs w:val="28"/>
+            </w:rPr>
           </w:pPr>
           <w:r>
+            <w:rPr>
+              <w:sz w:val="28"/>
+              <w:szCs w:val="28"/>
+            </w:rPr>
             <w:t>Contents</w:t>
           </w:r>
         </w:p>
@@ -701,15 +545,29 @@
             </w:tabs>
             <w:rPr>
               <w:noProof/>
+              <w:sz w:val="28"/>
+              <w:szCs w:val="28"/>
             </w:rPr>
           </w:pPr>
           <w:r>
+            <w:rPr>
+              <w:sz w:val="28"/>
+              <w:szCs w:val="28"/>
+            </w:rPr>
             <w:fldChar w:fldCharType="begin"/>
           </w:r>
           <w:r>
+            <w:rPr>
+              <w:sz w:val="28"/>
+              <w:szCs w:val="28"/>
+            </w:rPr>
             <w:instrText xml:space="preserve"> TOC \o "1-3" \h \z \u </w:instrText>
           </w:r>
           <w:r>
+            <w:rPr>
+              <w:sz w:val="28"/>
+              <w:szCs w:val="28"/>
+            </w:rPr>
             <w:fldChar w:fldCharType="separate"/>
           </w:r>
           <w:hyperlink w:anchor="_Toc224033118" w:history="1">
@@ -717,6 +575,8 @@
               <w:rPr>
                 <w:rStyle w:val="Hyperlink"/>
                 <w:noProof/>
+                <w:sz w:val="28"/>
+                <w:szCs w:val="28"/>
               </w:rPr>
               <w:t>A.P1  Explain how the purpose of a mobile app and the needs, preferences and characteristics of the user affect its design and the provided features.</w:t>
             </w:r>
@@ -724,6 +584,8 @@
               <w:rPr>
                 <w:noProof/>
                 <w:webHidden/>
+                <w:sz w:val="28"/>
+                <w:szCs w:val="28"/>
               </w:rPr>
               <w:tab/>
             </w:r>
@@ -731,6 +593,8 @@
               <w:rPr>
                 <w:noProof/>
                 <w:webHidden/>
+                <w:sz w:val="28"/>
+                <w:szCs w:val="28"/>
               </w:rPr>
               <w:fldChar w:fldCharType="begin"/>
             </w:r>
@@ -738,6 +602,8 @@
               <w:rPr>
                 <w:noProof/>
                 <w:webHidden/>
+                <w:sz w:val="28"/>
+                <w:szCs w:val="28"/>
               </w:rPr>
               <w:instrText xml:space="preserve"> PAGEREF _Toc224033118 \h </w:instrText>
             </w:r>
@@ -745,12 +611,16 @@
               <w:rPr>
                 <w:noProof/>
                 <w:webHidden/>
+                <w:sz w:val="28"/>
+                <w:szCs w:val="28"/>
               </w:rPr>
             </w:r>
             <w:r>
               <w:rPr>
                 <w:noProof/>
                 <w:webHidden/>
+                <w:sz w:val="28"/>
+                <w:szCs w:val="28"/>
               </w:rPr>
               <w:fldChar w:fldCharType="separate"/>
             </w:r>
@@ -758,6 +628,8 @@
               <w:rPr>
                 <w:noProof/>
                 <w:webHidden/>
+                <w:sz w:val="28"/>
+                <w:szCs w:val="28"/>
               </w:rPr>
               <w:t>2</w:t>
             </w:r>
@@ -765,6 +637,8 @@
               <w:rPr>
                 <w:noProof/>
                 <w:webHidden/>
+                <w:sz w:val="28"/>
+                <w:szCs w:val="28"/>
               </w:rPr>
               <w:fldChar w:fldCharType="end"/>
             </w:r>
@@ -778,6 +652,8 @@
             </w:tabs>
             <w:rPr>
               <w:noProof/>
+              <w:sz w:val="28"/>
+              <w:szCs w:val="28"/>
             </w:rPr>
           </w:pPr>
           <w:hyperlink w:anchor="_Toc224033119" w:history="1">
@@ -785,6 +661,8 @@
               <w:rPr>
                 <w:rStyle w:val="Hyperlink"/>
                 <w:noProof/>
+                <w:sz w:val="28"/>
+                <w:szCs w:val="28"/>
               </w:rPr>
               <w:t>A.P2  Explain the impact of current technologies on the design and implementation of mobile apps.</w:t>
             </w:r>
@@ -792,6 +670,8 @@
               <w:rPr>
                 <w:noProof/>
                 <w:webHidden/>
+                <w:sz w:val="28"/>
+                <w:szCs w:val="28"/>
               </w:rPr>
               <w:tab/>
             </w:r>
@@ -799,6 +679,8 @@
               <w:rPr>
                 <w:noProof/>
                 <w:webHidden/>
+                <w:sz w:val="28"/>
+                <w:szCs w:val="28"/>
               </w:rPr>
               <w:fldChar w:fldCharType="begin"/>
             </w:r>
@@ -806,6 +688,8 @@
               <w:rPr>
                 <w:noProof/>
                 <w:webHidden/>
+                <w:sz w:val="28"/>
+                <w:szCs w:val="28"/>
               </w:rPr>
               <w:instrText xml:space="preserve"> PAGEREF _Toc224033119 \h </w:instrText>
             </w:r>
@@ -813,12 +697,16 @@
               <w:rPr>
                 <w:noProof/>
                 <w:webHidden/>
+                <w:sz w:val="28"/>
+                <w:szCs w:val="28"/>
               </w:rPr>
             </w:r>
             <w:r>
               <w:rPr>
                 <w:noProof/>
                 <w:webHidden/>
+                <w:sz w:val="28"/>
+                <w:szCs w:val="28"/>
               </w:rPr>
               <w:fldChar w:fldCharType="separate"/>
             </w:r>
@@ -826,6 +714,8 @@
               <w:rPr>
                 <w:noProof/>
                 <w:webHidden/>
+                <w:sz w:val="28"/>
+                <w:szCs w:val="28"/>
               </w:rPr>
               <w:t>4</w:t>
             </w:r>
@@ -833,6 +723,8 @@
               <w:rPr>
                 <w:noProof/>
                 <w:webHidden/>
+                <w:sz w:val="28"/>
+                <w:szCs w:val="28"/>
               </w:rPr>
               <w:fldChar w:fldCharType="end"/>
             </w:r>
@@ -846,6 +738,8 @@
             </w:tabs>
             <w:rPr>
               <w:noProof/>
+              <w:sz w:val="28"/>
+              <w:szCs w:val="28"/>
             </w:rPr>
           </w:pPr>
           <w:hyperlink w:anchor="_Toc224033120" w:history="1">
@@ -853,6 +747,8 @@
               <w:rPr>
                 <w:rStyle w:val="Hyperlink"/>
                 <w:noProof/>
+                <w:sz w:val="28"/>
+                <w:szCs w:val="28"/>
               </w:rPr>
               <w:t>A.M1  Analyse how the implementation and design of mobile apps is affected by the intended user, current technologies and the purpose of the app.</w:t>
             </w:r>
@@ -860,6 +756,8 @@
               <w:rPr>
                 <w:noProof/>
                 <w:webHidden/>
+                <w:sz w:val="28"/>
+                <w:szCs w:val="28"/>
               </w:rPr>
               <w:tab/>
             </w:r>
@@ -867,6 +765,8 @@
               <w:rPr>
                 <w:noProof/>
                 <w:webHidden/>
+                <w:sz w:val="28"/>
+                <w:szCs w:val="28"/>
               </w:rPr>
               <w:fldChar w:fldCharType="begin"/>
             </w:r>
@@ -874,6 +774,8 @@
               <w:rPr>
                 <w:noProof/>
                 <w:webHidden/>
+                <w:sz w:val="28"/>
+                <w:szCs w:val="28"/>
               </w:rPr>
               <w:instrText xml:space="preserve"> PAGEREF _Toc224033120 \h </w:instrText>
             </w:r>
@@ -881,12 +783,16 @@
               <w:rPr>
                 <w:noProof/>
                 <w:webHidden/>
+                <w:sz w:val="28"/>
+                <w:szCs w:val="28"/>
               </w:rPr>
             </w:r>
             <w:r>
               <w:rPr>
                 <w:noProof/>
                 <w:webHidden/>
+                <w:sz w:val="28"/>
+                <w:szCs w:val="28"/>
               </w:rPr>
               <w:fldChar w:fldCharType="separate"/>
             </w:r>
@@ -894,6 +800,8 @@
               <w:rPr>
                 <w:noProof/>
                 <w:webHidden/>
+                <w:sz w:val="28"/>
+                <w:szCs w:val="28"/>
               </w:rPr>
               <w:t>6</w:t>
             </w:r>
@@ -901,6 +809,8 @@
               <w:rPr>
                 <w:noProof/>
                 <w:webHidden/>
+                <w:sz w:val="28"/>
+                <w:szCs w:val="28"/>
               </w:rPr>
               <w:fldChar w:fldCharType="end"/>
             </w:r>
@@ -914,6 +824,8 @@
             </w:tabs>
             <w:rPr>
               <w:noProof/>
+              <w:sz w:val="28"/>
+              <w:szCs w:val="28"/>
             </w:rPr>
           </w:pPr>
           <w:hyperlink w:anchor="_Toc224033121" w:history="1">
@@ -921,6 +833,8 @@
               <w:rPr>
                 <w:rStyle w:val="Hyperlink"/>
                 <w:noProof/>
+                <w:sz w:val="28"/>
+                <w:szCs w:val="28"/>
               </w:rPr>
               <w:t>A.D1 Evaluate how the effectiveness of mobile app implementation and design are affected by the intended user, current technologies  and the purpose of the app.</w:t>
             </w:r>
@@ -928,6 +842,8 @@
               <w:rPr>
                 <w:noProof/>
                 <w:webHidden/>
+                <w:sz w:val="28"/>
+                <w:szCs w:val="28"/>
               </w:rPr>
               <w:tab/>
             </w:r>
@@ -935,6 +851,8 @@
               <w:rPr>
                 <w:noProof/>
                 <w:webHidden/>
+                <w:sz w:val="28"/>
+                <w:szCs w:val="28"/>
               </w:rPr>
               <w:fldChar w:fldCharType="begin"/>
             </w:r>
@@ -942,6 +860,8 @@
               <w:rPr>
                 <w:noProof/>
                 <w:webHidden/>
+                <w:sz w:val="28"/>
+                <w:szCs w:val="28"/>
               </w:rPr>
               <w:instrText xml:space="preserve"> PAGEREF _Toc224033121 \h </w:instrText>
             </w:r>
@@ -949,12 +869,16 @@
               <w:rPr>
                 <w:noProof/>
                 <w:webHidden/>
+                <w:sz w:val="28"/>
+                <w:szCs w:val="28"/>
               </w:rPr>
             </w:r>
             <w:r>
               <w:rPr>
                 <w:noProof/>
                 <w:webHidden/>
+                <w:sz w:val="28"/>
+                <w:szCs w:val="28"/>
               </w:rPr>
               <w:fldChar w:fldCharType="separate"/>
             </w:r>
@@ -962,6 +886,8 @@
               <w:rPr>
                 <w:noProof/>
                 <w:webHidden/>
+                <w:sz w:val="28"/>
+                <w:szCs w:val="28"/>
               </w:rPr>
               <w:t>7</w:t>
             </w:r>
@@ -969,6 +895,8 @@
               <w:rPr>
                 <w:noProof/>
                 <w:webHidden/>
+                <w:sz w:val="28"/>
+                <w:szCs w:val="28"/>
               </w:rPr>
               <w:fldChar w:fldCharType="end"/>
             </w:r>
@@ -982,6 +910,8 @@
             </w:tabs>
             <w:rPr>
               <w:noProof/>
+              <w:sz w:val="28"/>
+              <w:szCs w:val="28"/>
             </w:rPr>
           </w:pPr>
           <w:hyperlink w:anchor="_Toc224033122" w:history="1">
@@ -989,6 +919,8 @@
               <w:rPr>
                 <w:rStyle w:val="Hyperlink"/>
                 <w:noProof/>
+                <w:sz w:val="28"/>
+                <w:szCs w:val="28"/>
               </w:rPr>
               <w:t>Overall Evaluation</w:t>
             </w:r>
@@ -996,6 +928,8 @@
               <w:rPr>
                 <w:noProof/>
                 <w:webHidden/>
+                <w:sz w:val="28"/>
+                <w:szCs w:val="28"/>
               </w:rPr>
               <w:tab/>
             </w:r>
@@ -1003,6 +937,8 @@
               <w:rPr>
                 <w:noProof/>
                 <w:webHidden/>
+                <w:sz w:val="28"/>
+                <w:szCs w:val="28"/>
               </w:rPr>
               <w:fldChar w:fldCharType="begin"/>
             </w:r>
@@ -1010,6 +946,8 @@
               <w:rPr>
                 <w:noProof/>
                 <w:webHidden/>
+                <w:sz w:val="28"/>
+                <w:szCs w:val="28"/>
               </w:rPr>
               <w:instrText xml:space="preserve"> PAGEREF _Toc224033122 \h </w:instrText>
             </w:r>
@@ -1017,12 +955,16 @@
               <w:rPr>
                 <w:noProof/>
                 <w:webHidden/>
+                <w:sz w:val="28"/>
+                <w:szCs w:val="28"/>
               </w:rPr>
             </w:r>
             <w:r>
               <w:rPr>
                 <w:noProof/>
                 <w:webHidden/>
+                <w:sz w:val="28"/>
+                <w:szCs w:val="28"/>
               </w:rPr>
               <w:fldChar w:fldCharType="separate"/>
             </w:r>
@@ -1030,6 +972,8 @@
               <w:rPr>
                 <w:noProof/>
                 <w:webHidden/>
+                <w:sz w:val="28"/>
+                <w:szCs w:val="28"/>
               </w:rPr>
               <w:t>8</w:t>
             </w:r>
@@ -1037,6 +981,8 @@
               <w:rPr>
                 <w:noProof/>
                 <w:webHidden/>
+                <w:sz w:val="28"/>
+                <w:szCs w:val="28"/>
               </w:rPr>
               <w:fldChar w:fldCharType="end"/>
             </w:r>
@@ -1050,6 +996,8 @@
             </w:tabs>
             <w:rPr>
               <w:noProof/>
+              <w:sz w:val="28"/>
+              <w:szCs w:val="28"/>
             </w:rPr>
           </w:pPr>
           <w:hyperlink w:anchor="_Toc224033123" w:history="1">
@@ -1057,6 +1005,8 @@
               <w:rPr>
                 <w:rStyle w:val="Hyperlink"/>
                 <w:noProof/>
+                <w:sz w:val="28"/>
+                <w:szCs w:val="28"/>
               </w:rPr>
               <w:t>References</w:t>
             </w:r>
@@ -1064,6 +1014,8 @@
               <w:rPr>
                 <w:noProof/>
                 <w:webHidden/>
+                <w:sz w:val="28"/>
+                <w:szCs w:val="28"/>
               </w:rPr>
               <w:tab/>
             </w:r>
@@ -1071,6 +1023,8 @@
               <w:rPr>
                 <w:noProof/>
                 <w:webHidden/>
+                <w:sz w:val="28"/>
+                <w:szCs w:val="28"/>
               </w:rPr>
               <w:fldChar w:fldCharType="begin"/>
             </w:r>
@@ -1078,6 +1032,8 @@
               <w:rPr>
                 <w:noProof/>
                 <w:webHidden/>
+                <w:sz w:val="28"/>
+                <w:szCs w:val="28"/>
               </w:rPr>
               <w:instrText xml:space="preserve"> PAGEREF _Toc224033123 \h </w:instrText>
             </w:r>
@@ -1085,12 +1041,16 @@
               <w:rPr>
                 <w:noProof/>
                 <w:webHidden/>
+                <w:sz w:val="28"/>
+                <w:szCs w:val="28"/>
               </w:rPr>
             </w:r>
             <w:r>
               <w:rPr>
                 <w:noProof/>
                 <w:webHidden/>
+                <w:sz w:val="28"/>
+                <w:szCs w:val="28"/>
               </w:rPr>
               <w:fldChar w:fldCharType="separate"/>
             </w:r>
@@ -1098,6 +1058,8 @@
               <w:rPr>
                 <w:noProof/>
                 <w:webHidden/>
+                <w:sz w:val="28"/>
+                <w:szCs w:val="28"/>
               </w:rPr>
               <w:t>9</w:t>
             </w:r>
@@ -1105,6 +1067,8 @@
               <w:rPr>
                 <w:noProof/>
                 <w:webHidden/>
+                <w:sz w:val="28"/>
+                <w:szCs w:val="28"/>
               </w:rPr>
               <w:fldChar w:fldCharType="end"/>
             </w:r>
@@ -1116,6 +1080,8 @@
               <w:b/>
               <w:bCs/>
               <w:noProof/>
+              <w:sz w:val="28"/>
+              <w:szCs w:val="28"/>
             </w:rPr>
             <w:fldChar w:fldCharType="end"/>
           </w:r>
@@ -1441,6 +1407,7 @@
     <w:p/>
     <w:p>
       <w:r>
+        <w:lastRenderedPageBreak/>
         <w:t>•</w:t>
       </w:r>
       <w:r>
@@ -1451,7 +1418,15 @@
     <w:p/>
     <w:p>
       <w:r>
-        <w:t>The comparison of the two applications is educational: the grid structure of Instagram is indicative of a curative and presentationary purpose, whereas the one-feed structure of TikTok is indicative of an entertaining and discovery purpose. Every design choice is directly to the benefit of the target user and the main purpose of the app.</w:t>
+        <w:t xml:space="preserve">The comparison of the two applications is educational: the grid structure of Instagram is indicative of a curative and </w:t>
+      </w:r>
+      <w:proofErr w:type="spellStart"/>
+      <w:r>
+        <w:t>presentationary</w:t>
+      </w:r>
+      <w:proofErr w:type="spellEnd"/>
+      <w:r>
+        <w:t xml:space="preserve"> purpose, whereas the one-feed structure of TikTok is indicative of an entertaining and discovery purpose. Every design choice is directly to the benefit of the target user and the main purpose of the app.</w:t>
       </w:r>
     </w:p>
     <w:p/>
@@ -1530,35 +1505,35 @@
     <w:p/>
     <w:p>
       <w:r>
+        <w:t>The integration of Siri and CarPlay addresses the requirements of the consumers who need hands-free voice-activated navigation.</w:t>
+      </w:r>
+    </w:p>
+    <w:p/>
+    <w:p>
+      <w:r>
+        <w:t>Apple does not store any location data or associate it with an Apple ID that would be of direct benefit to privacy-conscious users.</w:t>
+      </w:r>
+    </w:p>
+    <w:p/>
+    <w:p>
+      <w:r>
+        <w:t>Health &amp; Fitness: MyFitnessPal vs Samsung Health.</w:t>
+      </w:r>
+    </w:p>
+    <w:p>
+      <w:r>
+        <w:t>MyFitnessPal - Targeted Audience and the way they are being addressed.</w:t>
+      </w:r>
+    </w:p>
+    <w:p>
+      <w:r>
+        <w:t>MyFitnessPal is aimed at health-conscious individuals (adults aged 18-45) who would like to monitor nutrition and physical activity. The entire characteristics are predetermined by its purpose of allowing accurate dietary control:</w:t>
+      </w:r>
+    </w:p>
+    <w:p/>
+    <w:p>
+      <w:r>
         <w:lastRenderedPageBreak/>
-        <w:t>The integration of Siri and CarPlay addresses the requirements of the consumers who need hands-free voice-activated navigation.</w:t>
-      </w:r>
-    </w:p>
-    <w:p/>
-    <w:p>
-      <w:r>
-        <w:t>Apple does not store any location data or associate it with an Apple ID that would be of direct benefit to privacy-conscious users.</w:t>
-      </w:r>
-    </w:p>
-    <w:p/>
-    <w:p>
-      <w:r>
-        <w:t>Health &amp; Fitness: MyFitnessPal vs Samsung Health.</w:t>
-      </w:r>
-    </w:p>
-    <w:p>
-      <w:r>
-        <w:t>MyFitnessPal - Targeted Audience and the way they are being addressed.</w:t>
-      </w:r>
-    </w:p>
-    <w:p>
-      <w:r>
-        <w:t>MyFitnessPal is aimed at health-conscious individuals (adults aged 18-45) who would like to monitor nutrition and physical activity. The entire characteristics are predetermined by its purpose of allowing accurate dietary control:</w:t>
-      </w:r>
-    </w:p>
-    <w:p/>
-    <w:p>
-      <w:r>
         <w:t>A food database with more than 14 million items and barcode scanning takes away the hassle of the primary activity that is recording the meals.</w:t>
       </w:r>
     </w:p>
@@ -1654,40 +1629,40 @@
         <w:spacing w:before="100" w:after="100"/>
       </w:pPr>
       <w:r>
-        <w:t xml:space="preserve">TikTok and Instagram apply location data in a more nuanced way - to regionalize the content and show posts that are relevant to the location in the feeds Explore and For You. MyFitnessPal </w:t>
+        <w:t>TikTok and Instagram apply location data in a more nuanced way - to regionalize the content and show posts that are relevant to the location in the feeds Explore and For You. MyFitnessPal also employs GPS positioning to trace outdoor walks and runs to add more information to the activity logs other than just the number of steps.</w:t>
+      </w:r>
+    </w:p>
+    <w:p>
+      <w:pPr>
+        <w:spacing w:before="100" w:after="100"/>
+      </w:pPr>
+    </w:p>
+    <w:p>
+      <w:pPr>
+        <w:spacing w:before="100" w:after="100"/>
+      </w:pPr>
+      <w:r>
+        <w:t>Hardware and Computational Photography of the camera.</w:t>
+      </w:r>
+    </w:p>
+    <w:p>
+      <w:pPr>
+        <w:spacing w:before="100" w:after="100"/>
+      </w:pPr>
+      <w:r>
+        <w:t>The innovations in smartphone camera technology have also altered the nature of apps provided. Real-time filters, background replacement, and AR effects on Tik Tok are based on Neural Processing Unit (NPUs) in recent chipsets (Apple A-series, Qualcomm Snapdragon) to scan the camera data in real-time. These effects would be too slow to use without these chips.</w:t>
+      </w:r>
+    </w:p>
+    <w:p>
+      <w:pPr>
+        <w:spacing w:before="100" w:after="100"/>
+      </w:pPr>
+      <w:r>
+        <w:t xml:space="preserve">MyFitnessPal is a barcode food logging application powered by ML-based optical character recognition (OCR) and turns a manual food logging operation into a near-instant scan. LiDAR </w:t>
       </w:r>
       <w:r>
         <w:lastRenderedPageBreak/>
-        <w:t>also employs GPS positioning to trace outdoor walks and runs to add more information to the activity logs other than just the number of steps.</w:t>
-      </w:r>
-    </w:p>
-    <w:p>
-      <w:pPr>
-        <w:spacing w:before="100" w:after="100"/>
-      </w:pPr>
-    </w:p>
-    <w:p>
-      <w:pPr>
-        <w:spacing w:before="100" w:after="100"/>
-      </w:pPr>
-      <w:r>
-        <w:t>Hardware and Computational Photography of the camera.</w:t>
-      </w:r>
-    </w:p>
-    <w:p>
-      <w:pPr>
-        <w:spacing w:before="100" w:after="100"/>
-      </w:pPr>
-      <w:r>
-        <w:t>The innovations in smartphone camera technology have also altered the nature of apps provided. Real-time filters, background replacement, and AR effects on Tik Tok are based on Neural Processing Unit (NPUs) in recent chipsets (Apple A-series, Qualcomm Snapdragon) to scan the camera data in real-time. These effects would be too slow to use without these chips.</w:t>
-      </w:r>
-    </w:p>
-    <w:p>
-      <w:pPr>
-        <w:spacing w:before="100" w:after="100"/>
-      </w:pPr>
-      <w:r>
-        <w:t>MyFitnessPal is a barcode food logging application powered by ML-based optical character recognition (OCR) and turns a manual food logging operation into a near-instant scan. LiDAR scanner in Pro iPhone models is used in Apple Maps to display the AR walking directions overlay with the use of precise depth mapping.</w:t>
+        <w:t>scanner in Pro iPhone models is used in Apple Maps to display the AR walking directions overlay with the use of precise depth mapping.</w:t>
       </w:r>
     </w:p>
     <w:p>
@@ -1708,7 +1683,15 @@
         <w:spacing w:before="100" w:after="100"/>
       </w:pPr>
       <w:r>
-        <w:t>The most revolutionary technology that is influencing the design of the app is machine learning. The algorithm of For You Page in Tik Tok uses watch time, replays, shares, and interactions to customise the feed in real-time.</w:t>
+        <w:t xml:space="preserve">The most revolutionary technology that is influencing the design of the app is machine learning. The algorithm of For You Page in Tik Tok uses watch time, replays, shares, and interactions to </w:t>
+      </w:r>
+      <w:proofErr w:type="spellStart"/>
+      <w:r>
+        <w:t>customise</w:t>
+      </w:r>
+      <w:proofErr w:type="spellEnd"/>
+      <w:r>
+        <w:t xml:space="preserve"> the feed in real-time.</w:t>
       </w:r>
     </w:p>
     <w:p>
@@ -1779,20 +1762,27 @@
         <w:spacing w:before="100" w:after="100"/>
       </w:pPr>
       <w:r>
-        <w:t>Contemporary mobile application platforms (iOS and Android) have both background services and the ability to send push notifications, which have a major influence on the design of an app outside of the active session. Instagram and Tik Tok apply push notifications to inform the users about new likes, comments, and messages, which leads to re-engagement. Duolingo also works through learning streaks via daily reminders. Google Maps provides rerouting notification even when it is minimised. Samsung Health is a passive heart rate and sleep tracker that is powered by background OS services, which do not require the app to be active.</w:t>
-      </w:r>
-    </w:p>
-    <w:p>
-      <w:pPr>
-        <w:spacing w:before="100" w:after="100"/>
-      </w:pPr>
-    </w:p>
-    <w:p>
-      <w:pPr>
-        <w:spacing w:before="100" w:after="100"/>
-      </w:pPr>
-      <w:r>
-        <w:lastRenderedPageBreak/>
+        <w:t xml:space="preserve">Contemporary mobile application platforms (iOS and Android) have both background services and the ability to send push notifications, which have a major influence on the design of an app outside of the active session. Instagram and Tik Tok apply push notifications to inform the users about new likes, comments, and messages, which leads to re-engagement. Duolingo also works through learning streaks via daily reminders. Google Maps provides rerouting notification even when it is </w:t>
+      </w:r>
+      <w:proofErr w:type="spellStart"/>
+      <w:r>
+        <w:t>minimised</w:t>
+      </w:r>
+      <w:proofErr w:type="spellEnd"/>
+      <w:r>
+        <w:t>. Samsung Health is a passive heart rate and sleep tracker that is powered by background OS services, which do not require the app to be active.</w:t>
+      </w:r>
+    </w:p>
+    <w:p>
+      <w:pPr>
+        <w:spacing w:before="100" w:after="100"/>
+      </w:pPr>
+    </w:p>
+    <w:p>
+      <w:pPr>
+        <w:spacing w:before="100" w:after="100"/>
+      </w:pPr>
+      <w:r>
         <w:t>Health APIs and Wearable Integration.</w:t>
       </w:r>
     </w:p>
@@ -1817,7 +1807,15 @@
         <w:spacing w:before="100" w:after="100"/>
       </w:pPr>
       <w:r>
-        <w:t>-- enable apps to communicate with each other and wearable devices, which forms a connected health ecosystem. The sensor data (ECG, SpO2, stress) in Galaxy Watch is read by Samsung Health over Bluetooth LE. MyFitnessPal also links calorie burning data with Fitbit and Garmin to its analysis of nutrition. They can only achieve such interoperability due to standardised OS-level health APIs that have been available in recent years.</w:t>
+        <w:t xml:space="preserve">-- enable apps to communicate with each other and wearable devices, which forms a connected health ecosystem. The sensor data (ECG, SpO2, stress) in Galaxy Watch is read by Samsung Health over Bluetooth LE. MyFitnessPal also links calorie burning data with Fitbit and Garmin to its analysis of nutrition. They can only achieve such interoperability due to </w:t>
+      </w:r>
+      <w:proofErr w:type="spellStart"/>
+      <w:r>
+        <w:t>standardised</w:t>
+      </w:r>
+      <w:proofErr w:type="spellEnd"/>
+      <w:r>
+        <w:t xml:space="preserve"> OS-level health APIs that have been available in recent years.</w:t>
       </w:r>
     </w:p>
     <w:p>
@@ -1829,6 +1827,7 @@
         </w:rPr>
       </w:pPr>
       <w:r>
+        <w:lastRenderedPageBreak/>
         <w:br/>
       </w:r>
       <w:bookmarkStart w:id="2" w:name="_Toc224033120"/>
@@ -1837,31 +1836,47 @@
           <w:sz w:val="24"/>
           <w:szCs w:val="24"/>
         </w:rPr>
-        <w:t>A.M1  Analyse how the implementation and design of mobile apps is affected by the intended user, current technologies and the purpose of the</w:t>
-      </w:r>
+        <w:t xml:space="preserve">A.M1  </w:t>
+      </w:r>
+      <w:proofErr w:type="spellStart"/>
       <w:r>
         <w:rPr>
           <w:sz w:val="24"/>
           <w:szCs w:val="24"/>
         </w:rPr>
-        <w:t xml:space="preserve"> </w:t>
-      </w:r>
+        <w:t>Analyse</w:t>
+      </w:r>
+      <w:proofErr w:type="spellEnd"/>
       <w:r>
         <w:rPr>
           <w:sz w:val="24"/>
           <w:szCs w:val="24"/>
         </w:rPr>
-        <w:t>app.</w:t>
-      </w:r>
-      <w:bookmarkEnd w:id="2"/>
-    </w:p>
-    <w:p>
-      <w:pPr>
-        <w:pStyle w:val="Heading1"/>
+        <w:t xml:space="preserve"> how the implementation and design of mobile apps is affected by the intended user, current technologies and the purpose of the</w:t>
+      </w:r>
+      <w:r>
         <w:rPr>
           <w:sz w:val="24"/>
           <w:szCs w:val="24"/>
         </w:rPr>
+        <w:t xml:space="preserve"> </w:t>
+      </w:r>
+      <w:r>
+        <w:rPr>
+          <w:sz w:val="24"/>
+          <w:szCs w:val="24"/>
+        </w:rPr>
+        <w:t>app.</w:t>
+      </w:r>
+      <w:bookmarkEnd w:id="2"/>
+    </w:p>
+    <w:p>
+      <w:pPr>
+        <w:pStyle w:val="Heading1"/>
+        <w:rPr>
+          <w:sz w:val="24"/>
+          <w:szCs w:val="24"/>
+        </w:rPr>
       </w:pPr>
     </w:p>
     <w:p>
@@ -1877,7 +1892,15 @@
         <w:spacing w:before="100" w:after="100"/>
       </w:pPr>
       <w:r>
-        <w:t>The individual that makes the design decisions is the most influential one. Applications aimed at casual, passive consumers Tik Tok and Samsung Health reduce the input needed and maximises the value delivered automatically. The whole design of Tik Tok is a single, long feed; all that the user does is scroll. The dashboard of Samsung Health is automatically filled in by the Galaxy Watch, and no data entry is needed manually.</w:t>
+        <w:t xml:space="preserve">The individual that makes the design decisions is the most influential one. Applications aimed at casual, passive consumers Tik Tok and Samsung Health reduce the input needed and </w:t>
+      </w:r>
+      <w:proofErr w:type="spellStart"/>
+      <w:r>
+        <w:t>maximises</w:t>
+      </w:r>
+      <w:proofErr w:type="spellEnd"/>
+      <w:r>
+        <w:t xml:space="preserve"> the value delivered automatically. The whole design of Tik Tok is a single, long feed; all that the user does is scroll. The dashboard of Samsung Health is automatically filled in by the Galaxy Watch, and no data entry is needed manually.</w:t>
       </w:r>
     </w:p>
     <w:p>
@@ -1961,11 +1984,7 @@
         <w:spacing w:before="100" w:after="100"/>
       </w:pPr>
       <w:r>
-        <w:t xml:space="preserve">Equally, the absence of GPS in Google Maps would force the user to enter his or her location manually a radically different and much less useful service. GPS being available in all </w:t>
-      </w:r>
-      <w:r>
-        <w:lastRenderedPageBreak/>
-        <w:t>smartphones has made it possible to design in such a way that the app knows exactly your location immediately you are anywhere, eliminating any form of setup. Design is always pushed towards less friction and more immediacy by the capabilities of hardware.</w:t>
+        <w:t>Equally, the absence of GPS in Google Maps would force the user to enter his or her location manually a radically different and much less useful service. GPS being available in all smartphones has made it possible to design in such a way that the app knows exactly your location immediately you are anywhere, eliminating any form of setup. Design is always pushed towards less friction and more immediacy by the capabilities of hardware.</w:t>
       </w:r>
     </w:p>
     <w:p>
@@ -1999,7 +2018,15 @@
         <w:spacing w:before="100" w:after="100"/>
       </w:pPr>
       <w:r>
-        <w:t>The intent of an app dictates its information structure, what it can and cannot afford to focus on, and all that is purposely omitted. The information in a navigation app should be fast, precise, and understandable of first priority, and any design would be a distraction during a time-related task. The social media application should maximise the level of engagement and session duration and push infinite scroll, notifications, and customized feeds. A fitness app should be able to balance between motivation and data accuracy, bringing gamification and accurate logging.</w:t>
+        <w:t xml:space="preserve">The intent of an app dictates its information structure, what it can and cannot afford to focus on, and all that is purposely omitted. The information in a navigation app should be fast, precise, and understandable of first priority, and any design would be a distraction during a time-related task. The social media application should </w:t>
+      </w:r>
+      <w:proofErr w:type="spellStart"/>
+      <w:r>
+        <w:t>maximise</w:t>
+      </w:r>
+      <w:proofErr w:type="spellEnd"/>
+      <w:r>
+        <w:t xml:space="preserve"> the level of engagement and session duration and push infinite scroll, notifications, and customized feeds. A fitness app should be able to balance between motivation and data accuracy, bringing gamification and accurate logging.</w:t>
       </w:r>
     </w:p>
     <w:p>
@@ -2377,15 +2404,7 @@
                 <w:sz w:val="19"/>
                 <w:szCs w:val="19"/>
               </w:rPr>
-              <w:t xml:space="preserve">Highly effective recommendation algorithm; powerful in-app creation tools; strong </w:t>
-            </w:r>
-            <w:r>
-              <w:rPr>
-                <w:sz w:val="19"/>
-                <w:szCs w:val="19"/>
-              </w:rPr>
-              <w:lastRenderedPageBreak/>
-              <w:t>community trends and challenges.</w:t>
+              <w:t>Highly effective recommendation algorithm; powerful in-app creation tools; strong community trends and challenges.</w:t>
             </w:r>
           </w:p>
         </w:tc>
@@ -2412,16 +2431,7 @@
                 <w:sz w:val="19"/>
                 <w:szCs w:val="19"/>
               </w:rPr>
-              <w:lastRenderedPageBreak/>
-              <w:t xml:space="preserve">Screen time concerns especially for minors; algorithmic echo chambers limit content </w:t>
-            </w:r>
-            <w:r>
-              <w:rPr>
-                <w:sz w:val="19"/>
-                <w:szCs w:val="19"/>
-              </w:rPr>
-              <w:lastRenderedPageBreak/>
-              <w:t>diversity; addictive design raises ethical questions.</w:t>
+              <w:t>Screen time concerns especially for minors; algorithmic echo chambers limit content diversity; addictive design raises ethical questions.</w:t>
             </w:r>
           </w:p>
         </w:tc>
@@ -2448,16 +2458,7 @@
                 <w:sz w:val="19"/>
                 <w:szCs w:val="19"/>
               </w:rPr>
-              <w:lastRenderedPageBreak/>
-              <w:t xml:space="preserve">Introduce stronger default screen-time controls; provide transparent </w:t>
-            </w:r>
-            <w:r>
-              <w:rPr>
-                <w:sz w:val="19"/>
-                <w:szCs w:val="19"/>
-              </w:rPr>
-              <w:lastRenderedPageBreak/>
-              <w:t>explanations of why content is shown to users.</w:t>
+              <w:t>Introduce stronger default screen-time controls; provide transparent explanations of why content is shown to users.</w:t>
             </w:r>
           </w:p>
         </w:tc>
@@ -2486,7 +2487,6 @@
                 <w:sz w:val="19"/>
                 <w:szCs w:val="19"/>
               </w:rPr>
-              <w:lastRenderedPageBreak/>
               <w:t>Google Maps</w:t>
             </w:r>
           </w:p>
@@ -2624,7 +2624,15 @@
                 <w:sz w:val="19"/>
                 <w:szCs w:val="19"/>
               </w:rPr>
-              <w:t>Strong privacy-by-design; excellent iOS/CarPlay integration; clean, uncluttered interface; rapidly improving coverage.</w:t>
+              <w:t xml:space="preserve">Strong privacy-by-design; excellent iOS/CarPlay integration; clean, uncluttered interface; </w:t>
+            </w:r>
+            <w:r>
+              <w:rPr>
+                <w:sz w:val="19"/>
+                <w:szCs w:val="19"/>
+              </w:rPr>
+              <w:lastRenderedPageBreak/>
+              <w:t>rapidly improving coverage.</w:t>
             </w:r>
           </w:p>
         </w:tc>
@@ -2651,7 +2659,16 @@
                 <w:sz w:val="19"/>
                 <w:szCs w:val="19"/>
               </w:rPr>
-              <w:t>Still lags behind Google Maps in coverage outside major cities; limited usefulness on non-Apple platforms.</w:t>
+              <w:lastRenderedPageBreak/>
+              <w:t xml:space="preserve">Still lags behind Google Maps in coverage outside major cities; limited </w:t>
+            </w:r>
+            <w:r>
+              <w:rPr>
+                <w:sz w:val="19"/>
+                <w:szCs w:val="19"/>
+              </w:rPr>
+              <w:lastRenderedPageBreak/>
+              <w:t>usefulness on non-Apple platforms.</w:t>
             </w:r>
           </w:p>
         </w:tc>
@@ -2678,7 +2695,16 @@
                 <w:sz w:val="19"/>
                 <w:szCs w:val="19"/>
               </w:rPr>
-              <w:t>Expand public transit data globally; add EV charging station routing as a default feature given electric vehicle growth.</w:t>
+              <w:lastRenderedPageBreak/>
+              <w:t xml:space="preserve">Expand public transit data globally; add EV charging station routing as a </w:t>
+            </w:r>
+            <w:r>
+              <w:rPr>
+                <w:sz w:val="19"/>
+                <w:szCs w:val="19"/>
+              </w:rPr>
+              <w:lastRenderedPageBreak/>
+              <w:t>default feature given electric vehicle growth.</w:t>
             </w:r>
           </w:p>
         </w:tc>
@@ -2707,6 +2733,7 @@
                 <w:sz w:val="19"/>
                 <w:szCs w:val="19"/>
               </w:rPr>
+              <w:lastRenderedPageBreak/>
               <w:t>MyFitnessPal</w:t>
             </w:r>
           </w:p>
@@ -2734,7 +2761,23 @@
                 <w:sz w:val="19"/>
                 <w:szCs w:val="19"/>
               </w:rPr>
-              <w:t>Best-in-class food database (14M+ items); highly customisable macros; strong cross-platform wearable support.</w:t>
+              <w:t xml:space="preserve">Best-in-class food database (14M+ items); highly </w:t>
+            </w:r>
+            <w:proofErr w:type="spellStart"/>
+            <w:r>
+              <w:rPr>
+                <w:sz w:val="19"/>
+                <w:szCs w:val="19"/>
+              </w:rPr>
+              <w:t>customisable</w:t>
+            </w:r>
+            <w:proofErr w:type="spellEnd"/>
+            <w:r>
+              <w:rPr>
+                <w:sz w:val="19"/>
+                <w:szCs w:val="19"/>
+              </w:rPr>
+              <w:t xml:space="preserve"> macros; strong cross-platform wearable support.</w:t>
             </w:r>
           </w:p>
         </w:tc>
@@ -2788,7 +2831,23 @@
                 <w:sz w:val="19"/>
                 <w:szCs w:val="19"/>
               </w:rPr>
-              <w:t>Move core macro tracking to the free tier to compete with free alternatives; modernise the UI with current design standards.</w:t>
+              <w:t xml:space="preserve">Move core macro tracking to the free tier to compete with free alternatives; </w:t>
+            </w:r>
+            <w:proofErr w:type="spellStart"/>
+            <w:r>
+              <w:rPr>
+                <w:sz w:val="19"/>
+                <w:szCs w:val="19"/>
+              </w:rPr>
+              <w:t>modernise</w:t>
+            </w:r>
+            <w:proofErr w:type="spellEnd"/>
+            <w:r>
+              <w:rPr>
+                <w:sz w:val="19"/>
+                <w:szCs w:val="19"/>
+              </w:rPr>
+              <w:t xml:space="preserve"> the UI with current design standards.</w:t>
             </w:r>
           </w:p>
         </w:tc>
@@ -2957,7 +3016,15 @@
     <w:p/>
     <w:p>
       <w:r>
-        <w:t xml:space="preserve"> collection and commercialisation of location data is an increasing regulatory and reputational burden as laws protecting global data privacy are tightening.</w:t>
+        <w:t xml:space="preserve"> collection and </w:t>
+      </w:r>
+      <w:proofErr w:type="spellStart"/>
+      <w:r>
+        <w:t>commercialisation</w:t>
+      </w:r>
+      <w:proofErr w:type="spellEnd"/>
+      <w:r>
+        <w:t xml:space="preserve"> of location data is an increasing regulatory and reputational burden as laws protecting global data privacy are tightening.</w:t>
       </w:r>
     </w:p>
     <w:p>
@@ -2968,13 +3035,25 @@
     <w:p/>
     <w:p>
       <w:r>
-        <w:t>MyFitnessPal demonstrates that the monetisation strategy threatens to destroy the relationship between the users and the service. Relocating once free services behind a paywall not only drives off the dedicated customers, but also opens the door to free competitors. The technical implementation of the app has been good, though the business model choice has undermined the efficiency of the app in delivering to its targeted consumers.</w:t>
+        <w:t xml:space="preserve">MyFitnessPal demonstrates that the </w:t>
+      </w:r>
+      <w:proofErr w:type="spellStart"/>
+      <w:r>
+        <w:t>monetisation</w:t>
+      </w:r>
+      <w:proofErr w:type="spellEnd"/>
+      <w:r>
+        <w:t xml:space="preserve"> strategy threatens to destroy the relationship between the users and the service. Relocating once free services behind a paywall not only drives off the dedicated customers, but also opens the door to free competitors. The technical implementation of the app has been good, though the business model choice has undermined the efficiency of the app in delivering to its targeted consumers.</w:t>
       </w:r>
     </w:p>
     <w:p/>
     <w:p>
       <w:r>
-        <w:t>To conclude, the best mobile applications have three traits: they are targeted at a well-defined user, they portray the existing technologies to eliminate the friction during the basic user experience, and they are focused and single-purpose. Applications that trade one of these three off, either by expanding audience to too many users, or by failing to use technologies at hand, or by adding unrelated functionality to their core, will provide a weaker user experience all the time.</w:t>
+        <w:t xml:space="preserve">To conclude, the best mobile applications have three traits: they are targeted at a well-defined user, they portray the existing technologies to eliminate the friction during the basic user experience, and they are focused and single-purpose. Applications that trade one of these three </w:t>
+      </w:r>
+      <w:r>
+        <w:lastRenderedPageBreak/>
+        <w:t>off, either by expanding audience to too many users, or by failing to use technologies at hand, or by adding unrelated functionality to their core, will provide a weaker user experience all the time.</w:t>
       </w:r>
     </w:p>
     <w:p>
@@ -3043,7 +3122,15 @@
         <w:jc w:val="both"/>
       </w:pPr>
       <w:r>
-        <w:t>Meta (2024) Instagram Features. Publied on: https://about.instagram.com/features.</w:t>
+        <w:t xml:space="preserve">Meta (2024) Instagram Features. </w:t>
+      </w:r>
+      <w:proofErr w:type="spellStart"/>
+      <w:r>
+        <w:t>Publied</w:t>
+      </w:r>
+      <w:proofErr w:type="spellEnd"/>
+      <w:r>
+        <w:t xml:space="preserve"> on: https://about.instagram.com/features.</w:t>
       </w:r>
     </w:p>
     <w:p>

--- a/BRIEFS/brief 1.docx
+++ b/BRIEFS/brief 1.docx
@@ -282,9 +282,8 @@
             <w14:round/>
           </w14:textOutline>
         </w:rPr>
-        <w:t xml:space="preserve">Assessor: Elisee </w:t>
-      </w:r>
-      <w:proofErr w:type="spellStart"/>
+        <w:t xml:space="preserve">Assessor:  kitoga </w:t>
+      </w:r>
       <w:r>
         <w:rPr>
           <w:b/>
@@ -297,22 +296,7 @@
             <w14:round/>
           </w14:textOutline>
         </w:rPr>
-        <w:t>kitoga</w:t>
-      </w:r>
-      <w:proofErr w:type="spellEnd"/>
-      <w:r>
-        <w:rPr>
-          <w:b/>
-          <w:color w:val="000000" w:themeColor="text1"/>
-          <w:sz w:val="28"/>
-          <w:szCs w:val="28"/>
-          <w14:textOutline w14:w="0" w14:cap="flat" w14:cmpd="sng" w14:algn="ctr">
-            <w14:noFill/>
-            <w14:prstDash w14:val="solid"/>
-            <w14:round/>
-          </w14:textOutline>
-        </w:rPr>
-        <w:t xml:space="preserve"> </w:t>
+        <w:t>Elisee</w:t>
       </w:r>
     </w:p>
     <w:p>
@@ -1418,15 +1402,7 @@
     <w:p/>
     <w:p>
       <w:r>
-        <w:t xml:space="preserve">The comparison of the two applications is educational: the grid structure of Instagram is indicative of a curative and </w:t>
-      </w:r>
-      <w:proofErr w:type="spellStart"/>
-      <w:r>
-        <w:t>presentationary</w:t>
-      </w:r>
-      <w:proofErr w:type="spellEnd"/>
-      <w:r>
-        <w:t xml:space="preserve"> purpose, whereas the one-feed structure of TikTok is indicative of an entertaining and discovery purpose. Every design choice is directly to the benefit of the target user and the main purpose of the app.</w:t>
+        <w:t>The comparison of the two applications is educational: the grid structure of Instagram is indicative of a curative and presentationary purpose, whereas the one-feed structure of TikTok is indicative of an entertaining and discovery purpose. Every design choice is directly to the benefit of the target user and the main purpose of the app.</w:t>
       </w:r>
     </w:p>
     <w:p/>
@@ -1683,15 +1659,7 @@
         <w:spacing w:before="100" w:after="100"/>
       </w:pPr>
       <w:r>
-        <w:t xml:space="preserve">The most revolutionary technology that is influencing the design of the app is machine learning. The algorithm of For You Page in Tik Tok uses watch time, replays, shares, and interactions to </w:t>
-      </w:r>
-      <w:proofErr w:type="spellStart"/>
-      <w:r>
-        <w:t>customise</w:t>
-      </w:r>
-      <w:proofErr w:type="spellEnd"/>
-      <w:r>
-        <w:t xml:space="preserve"> the feed in real-time.</w:t>
+        <w:t>The most revolutionary technology that is influencing the design of the app is machine learning. The algorithm of For You Page in Tik Tok uses watch time, replays, shares, and interactions to customise the feed in real-time.</w:t>
       </w:r>
     </w:p>
     <w:p>
@@ -1762,15 +1730,7 @@
         <w:spacing w:before="100" w:after="100"/>
       </w:pPr>
       <w:r>
-        <w:t xml:space="preserve">Contemporary mobile application platforms (iOS and Android) have both background services and the ability to send push notifications, which have a major influence on the design of an app outside of the active session. Instagram and Tik Tok apply push notifications to inform the users about new likes, comments, and messages, which leads to re-engagement. Duolingo also works through learning streaks via daily reminders. Google Maps provides rerouting notification even when it is </w:t>
-      </w:r>
-      <w:proofErr w:type="spellStart"/>
-      <w:r>
-        <w:t>minimised</w:t>
-      </w:r>
-      <w:proofErr w:type="spellEnd"/>
-      <w:r>
-        <w:t>. Samsung Health is a passive heart rate and sleep tracker that is powered by background OS services, which do not require the app to be active.</w:t>
+        <w:t>Contemporary mobile application platforms (iOS and Android) have both background services and the ability to send push notifications, which have a major influence on the design of an app outside of the active session. Instagram and Tik Tok apply push notifications to inform the users about new likes, comments, and messages, which leads to re-engagement. Duolingo also works through learning streaks via daily reminders. Google Maps provides rerouting notification even when it is minimised. Samsung Health is a passive heart rate and sleep tracker that is powered by background OS services, which do not require the app to be active.</w:t>
       </w:r>
     </w:p>
     <w:p>
@@ -1807,15 +1767,7 @@
         <w:spacing w:before="100" w:after="100"/>
       </w:pPr>
       <w:r>
-        <w:t xml:space="preserve">-- enable apps to communicate with each other and wearable devices, which forms a connected health ecosystem. The sensor data (ECG, SpO2, stress) in Galaxy Watch is read by Samsung Health over Bluetooth LE. MyFitnessPal also links calorie burning data with Fitbit and Garmin to its analysis of nutrition. They can only achieve such interoperability due to </w:t>
-      </w:r>
-      <w:proofErr w:type="spellStart"/>
-      <w:r>
-        <w:t>standardised</w:t>
-      </w:r>
-      <w:proofErr w:type="spellEnd"/>
-      <w:r>
-        <w:t xml:space="preserve"> OS-level health APIs that have been available in recent years.</w:t>
+        <w:t>-- enable apps to communicate with each other and wearable devices, which forms a connected health ecosystem. The sensor data (ECG, SpO2, stress) in Galaxy Watch is read by Samsung Health over Bluetooth LE. MyFitnessPal also links calorie burning data with Fitbit and Garmin to its analysis of nutrition. They can only achieve such interoperability due to standardised OS-level health APIs that have been available in recent years.</w:t>
       </w:r>
     </w:p>
     <w:p>
@@ -1836,47 +1788,31 @@
           <w:sz w:val="24"/>
           <w:szCs w:val="24"/>
         </w:rPr>
-        <w:t xml:space="preserve">A.M1  </w:t>
-      </w:r>
-      <w:proofErr w:type="spellStart"/>
+        <w:t>A.M1  Analyse how the implementation and design of mobile apps is affected by the intended user, current technologies and the purpose of the</w:t>
+      </w:r>
       <w:r>
         <w:rPr>
           <w:sz w:val="24"/>
           <w:szCs w:val="24"/>
         </w:rPr>
-        <w:t>Analyse</w:t>
-      </w:r>
-      <w:proofErr w:type="spellEnd"/>
+        <w:t xml:space="preserve"> </w:t>
+      </w:r>
       <w:r>
         <w:rPr>
           <w:sz w:val="24"/>
           <w:szCs w:val="24"/>
         </w:rPr>
-        <w:t xml:space="preserve"> how the implementation and design of mobile apps is affected by the intended user, current technologies and the purpose of the</w:t>
-      </w:r>
-      <w:r>
+        <w:t>app.</w:t>
+      </w:r>
+      <w:bookmarkEnd w:id="2"/>
+    </w:p>
+    <w:p>
+      <w:pPr>
+        <w:pStyle w:val="Heading1"/>
         <w:rPr>
           <w:sz w:val="24"/>
           <w:szCs w:val="24"/>
         </w:rPr>
-        <w:t xml:space="preserve"> </w:t>
-      </w:r>
-      <w:r>
-        <w:rPr>
-          <w:sz w:val="24"/>
-          <w:szCs w:val="24"/>
-        </w:rPr>
-        <w:t>app.</w:t>
-      </w:r>
-      <w:bookmarkEnd w:id="2"/>
-    </w:p>
-    <w:p>
-      <w:pPr>
-        <w:pStyle w:val="Heading1"/>
-        <w:rPr>
-          <w:sz w:val="24"/>
-          <w:szCs w:val="24"/>
-        </w:rPr>
       </w:pPr>
     </w:p>
     <w:p>
@@ -1892,15 +1828,7 @@
         <w:spacing w:before="100" w:after="100"/>
       </w:pPr>
       <w:r>
-        <w:t xml:space="preserve">The individual that makes the design decisions is the most influential one. Applications aimed at casual, passive consumers Tik Tok and Samsung Health reduce the input needed and </w:t>
-      </w:r>
-      <w:proofErr w:type="spellStart"/>
-      <w:r>
-        <w:t>maximises</w:t>
-      </w:r>
-      <w:proofErr w:type="spellEnd"/>
-      <w:r>
-        <w:t xml:space="preserve"> the value delivered automatically. The whole design of Tik Tok is a single, long feed; all that the user does is scroll. The dashboard of Samsung Health is automatically filled in by the Galaxy Watch, and no data entry is needed manually.</w:t>
+        <w:t>The individual that makes the design decisions is the most influential one. Applications aimed at casual, passive consumers Tik Tok and Samsung Health reduce the input needed and maximises the value delivered automatically. The whole design of Tik Tok is a single, long feed; all that the user does is scroll. The dashboard of Samsung Health is automatically filled in by the Galaxy Watch, and no data entry is needed manually.</w:t>
       </w:r>
     </w:p>
     <w:p>
@@ -2018,15 +1946,7 @@
         <w:spacing w:before="100" w:after="100"/>
       </w:pPr>
       <w:r>
-        <w:t xml:space="preserve">The intent of an app dictates its information structure, what it can and cannot afford to focus on, and all that is purposely omitted. The information in a navigation app should be fast, precise, and understandable of first priority, and any design would be a distraction during a time-related task. The social media application should </w:t>
-      </w:r>
-      <w:proofErr w:type="spellStart"/>
-      <w:r>
-        <w:t>maximise</w:t>
-      </w:r>
-      <w:proofErr w:type="spellEnd"/>
-      <w:r>
-        <w:t xml:space="preserve"> the level of engagement and session duration and push infinite scroll, notifications, and customized feeds. A fitness app should be able to balance between motivation and data accuracy, bringing gamification and accurate logging.</w:t>
+        <w:t>The intent of an app dictates its information structure, what it can and cannot afford to focus on, and all that is purposely omitted. The information in a navigation app should be fast, precise, and understandable of first priority, and any design would be a distraction during a time-related task. The social media application should maximise the level of engagement and session duration and push infinite scroll, notifications, and customized feeds. A fitness app should be able to balance between motivation and data accuracy, bringing gamification and accurate logging.</w:t>
       </w:r>
     </w:p>
     <w:p>
@@ -2761,23 +2681,7 @@
                 <w:sz w:val="19"/>
                 <w:szCs w:val="19"/>
               </w:rPr>
-              <w:t xml:space="preserve">Best-in-class food database (14M+ items); highly </w:t>
-            </w:r>
-            <w:proofErr w:type="spellStart"/>
-            <w:r>
-              <w:rPr>
-                <w:sz w:val="19"/>
-                <w:szCs w:val="19"/>
-              </w:rPr>
-              <w:t>customisable</w:t>
-            </w:r>
-            <w:proofErr w:type="spellEnd"/>
-            <w:r>
-              <w:rPr>
-                <w:sz w:val="19"/>
-                <w:szCs w:val="19"/>
-              </w:rPr>
-              <w:t xml:space="preserve"> macros; strong cross-platform wearable support.</w:t>
+              <w:t>Best-in-class food database (14M+ items); highly customisable macros; strong cross-platform wearable support.</w:t>
             </w:r>
           </w:p>
         </w:tc>
@@ -2831,23 +2735,7 @@
                 <w:sz w:val="19"/>
                 <w:szCs w:val="19"/>
               </w:rPr>
-              <w:t xml:space="preserve">Move core macro tracking to the free tier to compete with free alternatives; </w:t>
-            </w:r>
-            <w:proofErr w:type="spellStart"/>
-            <w:r>
-              <w:rPr>
-                <w:sz w:val="19"/>
-                <w:szCs w:val="19"/>
-              </w:rPr>
-              <w:t>modernise</w:t>
-            </w:r>
-            <w:proofErr w:type="spellEnd"/>
-            <w:r>
-              <w:rPr>
-                <w:sz w:val="19"/>
-                <w:szCs w:val="19"/>
-              </w:rPr>
-              <w:t xml:space="preserve"> the UI with current design standards.</w:t>
+              <w:t>Move core macro tracking to the free tier to compete with free alternatives; modernise the UI with current design standards.</w:t>
             </w:r>
           </w:p>
         </w:tc>
@@ -3016,15 +2904,7 @@
     <w:p/>
     <w:p>
       <w:r>
-        <w:t xml:space="preserve"> collection and </w:t>
-      </w:r>
-      <w:proofErr w:type="spellStart"/>
-      <w:r>
-        <w:t>commercialisation</w:t>
-      </w:r>
-      <w:proofErr w:type="spellEnd"/>
-      <w:r>
-        <w:t xml:space="preserve"> of location data is an increasing regulatory and reputational burden as laws protecting global data privacy are tightening.</w:t>
+        <w:t xml:space="preserve"> collection and commercialisation of location data is an increasing regulatory and reputational burden as laws protecting global data privacy are tightening.</w:t>
       </w:r>
     </w:p>
     <w:p>
@@ -3035,15 +2915,7 @@
     <w:p/>
     <w:p>
       <w:r>
-        <w:t xml:space="preserve">MyFitnessPal demonstrates that the </w:t>
-      </w:r>
-      <w:proofErr w:type="spellStart"/>
-      <w:r>
-        <w:t>monetisation</w:t>
-      </w:r>
-      <w:proofErr w:type="spellEnd"/>
-      <w:r>
-        <w:t xml:space="preserve"> strategy threatens to destroy the relationship between the users and the service. Relocating once free services behind a paywall not only drives off the dedicated customers, but also opens the door to free competitors. The technical implementation of the app has been good, though the business model choice has undermined the efficiency of the app in delivering to its targeted consumers.</w:t>
+        <w:t>MyFitnessPal demonstrates that the monetisation strategy threatens to destroy the relationship between the users and the service. Relocating once free services behind a paywall not only drives off the dedicated customers, but also opens the door to free competitors. The technical implementation of the app has been good, though the business model choice has undermined the efficiency of the app in delivering to its targeted consumers.</w:t>
       </w:r>
     </w:p>
     <w:p/>
@@ -3122,15 +2994,7 @@
         <w:jc w:val="both"/>
       </w:pPr>
       <w:r>
-        <w:t xml:space="preserve">Meta (2024) Instagram Features. </w:t>
-      </w:r>
-      <w:proofErr w:type="spellStart"/>
-      <w:r>
-        <w:t>Publied</w:t>
-      </w:r>
-      <w:proofErr w:type="spellEnd"/>
-      <w:r>
-        <w:t xml:space="preserve"> on: https://about.instagram.com/features.</w:t>
+        <w:t>Meta (2024) Instagram Features. Publied on: https://about.instagram.com/features.</w:t>
       </w:r>
     </w:p>
     <w:p>
